--- a/docs/thejohn-system-structure-management.docx
+++ b/docs/thejohn-system-structure-management.docx
@@ -24,7 +24,7 @@
         <w:rPr>
           <w:sz w:val="22"/>
         </w:rPr>
-        <w:t>작성 기준일: 2026-06-03</w:t>
+        <w:t>작성 기준일: 2026-06-08</w:t>
         <w:br/>
         <w:t>관리·기획용 요약 문서</w:t>
       </w:r>
@@ -618,7 +618,7 @@
           </w:tcPr>
           <w:p>
             <w:r>
-              <w:t>직원 관리, 주문 권한 부여</w:t>
+              <w:t>관리자 등록·리스트, 주문 권한 부여</w:t>
             </w:r>
           </w:p>
         </w:tc>
@@ -650,7 +650,39 @@
           </w:tcPr>
           <w:p>
             <w:r>
-              <w:t>접속·발주 집계</w:t>
+              <w:t>접속·이용, 디비사용(DB용량·이용시간), SOLAPI SMS 발송</w:t>
+            </w:r>
+          </w:p>
+        </w:tc>
+        <w:tc>
+          <w:tcPr>
+            <w:tcW w:type="dxa" w:w="3135"/>
+          </w:tcPr>
+          <w:p>
+            <w:r>
+              <w:t>슈퍼바이저</w:t>
+            </w:r>
+          </w:p>
+        </w:tc>
+      </w:tr>
+      <w:tr>
+        <w:tc>
+          <w:tcPr>
+            <w:tcW w:type="dxa" w:w="3135"/>
+          </w:tcPr>
+          <w:p>
+            <w:r>
+              <w:t>문서</w:t>
+            </w:r>
+          </w:p>
+        </w:tc>
+        <w:tc>
+          <w:tcPr>
+            <w:tcW w:type="dxa" w:w="3135"/>
+          </w:tcPr>
+          <w:p>
+            <w:r>
+              <w:t>매뉴얼·구조 설명서 다운로드</w:t>
             </w:r>
           </w:p>
         </w:tc>
@@ -865,7 +897,29 @@
           </w:tcPr>
           <w:p>
             <w:r>
-              <w:t>품목, 가격, 사업부문, 담당 관리자</w:t>
+              <w:t>품목, 가격, 사업부문, 사진 1장, 담당 관리자</w:t>
+            </w:r>
+          </w:p>
+        </w:tc>
+      </w:tr>
+      <w:tr>
+        <w:tc>
+          <w:tcPr>
+            <w:tcW w:type="dxa" w:w="4703"/>
+          </w:tcPr>
+          <w:p>
+            <w:r>
+              <w:t>상품정보(product_info)</w:t>
+            </w:r>
+          </w:p>
+        </w:tc>
+        <w:tc>
+          <w:tcPr>
+            <w:tcW w:type="dxa" w:w="4703"/>
+          </w:tcPr>
+          <w:p>
+            <w:r>
+              <w:t>식품 표시사항 등 항목별 입력값</w:t>
             </w:r>
           </w:p>
         </w:tc>
@@ -943,7 +997,7 @@
           </w:tcPr>
           <w:p>
             <w:r>
-              <w:t>접속 통계</w:t>
+              <w:t>접속·이용 로그</w:t>
             </w:r>
           </w:p>
         </w:tc>
@@ -953,7 +1007,183 @@
           </w:tcPr>
           <w:p>
             <w:r>
-              <w:t>페이지·게스트 접속 기록</w:t>
+              <w:t>로그인·페이지 방문·세션 종료 (access_logs)</w:t>
+            </w:r>
+          </w:p>
+        </w:tc>
+      </w:tr>
+      <w:tr>
+        <w:tc>
+          <w:tcPr>
+            <w:tcW w:type="dxa" w:w="4703"/>
+          </w:tcPr>
+          <w:p>
+            <w:r>
+              <w:t>SOLAPI 발송 로그</w:t>
+            </w:r>
+          </w:p>
+        </w:tc>
+        <w:tc>
+          <w:tcPr>
+            <w:tcW w:type="dxa" w:w="4703"/>
+          </w:tcPr>
+          <w:p>
+            <w:r>
+              <w:t>주문 SMS 발송 시도·성공·실패 (solapi_logs)</w:t>
+            </w:r>
+          </w:p>
+        </w:tc>
+      </w:tr>
+    </w:tbl>
+    <w:p/>
+    <w:p>
+      <w:pPr>
+        <w:pStyle w:val="Heading2"/>
+      </w:pPr>
+      <w:r>
+        <w:t>6.1 업무관리(슈퍼바이저) 메뉴</w:t>
+      </w:r>
+    </w:p>
+    <w:p>
+      <w:r>
+        <w:t>그룹 마케팅 관리 → 업무관리 화면 구성 (2026년 6월 기준):</w:t>
+      </w:r>
+    </w:p>
+    <w:tbl>
+      <w:tblPr>
+        <w:tblStyle w:val="TableGrid"/>
+        <w:tblW w:type="auto" w:w="0"/>
+        <w:tblLook w:firstColumn="1" w:firstRow="1" w:lastColumn="0" w:lastRow="0" w:noHBand="0" w:noVBand="1" w:val="04A0"/>
+      </w:tblPr>
+      <w:tblGrid>
+        <w:gridCol w:w="3135"/>
+        <w:gridCol w:w="3135"/>
+        <w:gridCol w:w="3135"/>
+      </w:tblGrid>
+      <w:tr>
+        <w:tc>
+          <w:tcPr>
+            <w:tcW w:type="dxa" w:w="3135"/>
+          </w:tcPr>
+          <w:p>
+            <w:r>
+              <w:t>그룹</w:t>
+            </w:r>
+          </w:p>
+        </w:tc>
+        <w:tc>
+          <w:tcPr>
+            <w:tcW w:type="dxa" w:w="3135"/>
+          </w:tcPr>
+          <w:p>
+            <w:r>
+              <w:t>메뉴</w:t>
+            </w:r>
+          </w:p>
+        </w:tc>
+        <w:tc>
+          <w:tcPr>
+            <w:tcW w:type="dxa" w:w="3135"/>
+          </w:tcPr>
+          <w:p>
+            <w:r>
+              <w:t>설명</w:t>
+            </w:r>
+          </w:p>
+        </w:tc>
+      </w:tr>
+      <w:tr>
+        <w:tc>
+          <w:tcPr>
+            <w:tcW w:type="dxa" w:w="3135"/>
+          </w:tcPr>
+          <w:p>
+            <w:r>
+              <w:t>계정</w:t>
+            </w:r>
+          </w:p>
+        </w:tc>
+        <w:tc>
+          <w:tcPr>
+            <w:tcW w:type="dxa" w:w="3135"/>
+          </w:tcPr>
+          <w:p>
+            <w:r>
+              <w:t>관리자 등록 / 관리자 리스트</w:t>
+            </w:r>
+          </w:p>
+        </w:tc>
+        <w:tc>
+          <w:tcPr>
+            <w:tcW w:type="dxa" w:w="3135"/>
+          </w:tcPr>
+          <w:p>
+            <w:r>
+              <w:t>내부 직원 계정·권한</w:t>
+            </w:r>
+          </w:p>
+        </w:tc>
+      </w:tr>
+      <w:tr>
+        <w:tc>
+          <w:tcPr>
+            <w:tcW w:type="dxa" w:w="3135"/>
+          </w:tcPr>
+          <w:p>
+            <w:r>
+              <w:t>통계</w:t>
+            </w:r>
+          </w:p>
+        </w:tc>
+        <w:tc>
+          <w:tcPr>
+            <w:tcW w:type="dxa" w:w="3135"/>
+          </w:tcPr>
+          <w:p>
+            <w:r>
+              <w:t>접속·이용 통계 / 디비사용 통계</w:t>
+            </w:r>
+          </w:p>
+        </w:tc>
+        <w:tc>
+          <w:tcPr>
+            <w:tcW w:type="dxa" w:w="3135"/>
+          </w:tcPr>
+          <w:p>
+            <w:r>
+              <w:t>이용 행태·DB 용량·건수 집계</w:t>
+            </w:r>
+          </w:p>
+        </w:tc>
+      </w:tr>
+      <w:tr>
+        <w:tc>
+          <w:tcPr>
+            <w:tcW w:type="dxa" w:w="3135"/>
+          </w:tcPr>
+          <w:p>
+            <w:r>
+              <w:t>알림·문서</w:t>
+            </w:r>
+          </w:p>
+        </w:tc>
+        <w:tc>
+          <w:tcPr>
+            <w:tcW w:type="dxa" w:w="3135"/>
+          </w:tcPr>
+          <w:p>
+            <w:r>
+              <w:t>SOLAPI 이용 현황 / 문서 다운로드</w:t>
+            </w:r>
+          </w:p>
+        </w:tc>
+        <w:tc>
+          <w:tcPr>
+            <w:tcW w:type="dxa" w:w="3135"/>
+          </w:tcPr>
+          <w:p>
+            <w:r>
+              <w:t>SMS 발송 집계·오피스 문서</w:t>
             </w:r>
           </w:p>
         </w:tc>
@@ -1329,7 +1559,7 @@
           </w:tcPr>
           <w:p>
             <w:r>
-              <w:t>주문 알림 등</w:t>
+              <w:t>업체 주문 시 담당 관리자 SMS. 이용 현황은 solapi_logs 집계</w:t>
             </w:r>
           </w:p>
         </w:tc>
